--- a/descargas/primaria-1-3/word/PRESENTE_primaria-1-3_s4_martes-22-dic.docx
+++ b/descargas/primaria-1-3/word/PRESENTE_primaria-1-3_s4_martes-22-dic.docx
@@ -116,7 +116,7 @@
       </w:hyperlink>
       <w:r>
         <w:rPr/>
-        <w:t xml:space="preserve">. Después miramos la caja terminada: la caja, el papel, el lazo y la tarjeta. Solo falta abrirla en la celebración de Navidad.</w:t>
+        <w:t xml:space="preserve">. Después miramos la caja terminada: cerrada, con su señal y, dentro, nuestros nombres. Solo falta abrirla en la celebración de Navidad.</w:t>
       </w:r>
     </w:p>
     <w:p>

--- a/descargas/primaria-1-3/word/PRESENTE_primaria-1-3_s4_martes-22-dic.docx
+++ b/descargas/primaria-1-3/word/PRESENTE_primaria-1-3_s4_martes-22-dic.docx
@@ -186,7 +186,7 @@
       </w:pPr>
       <w:r>
         <w:rPr/>
-        <w:t xml:space="preserve">«Gracias, Jesús, por venir a estar con nosotros. Bendice a nuestras familias y a los que lo pasan mal en esta Navidad. ¡Feliz Navidad!». Padrenuestro.</w:t>
+        <w:t xml:space="preserve">«Gracias, Jesús, por venir a estar con nosotros. Bendice a nuestras familias y a los que lo pasan mal en esta Navidad. ¡Feliz Navidad!».</w:t>
       </w:r>
     </w:p>
     <w:p>
